--- a/meta_district_injury_atlas_india/submission_ijmr/00_title_page_IJMR.docx
+++ b/meta_district_injury_atlas_india/submission_ijmr/00_title_page_IJMR.docx
@@ -111,7 +111,7 @@
           <w:i w:val="0"/>
           <w:sz w:val="24"/>
         </w:rPr>
-        <w:t>Word count: abstract 238; main text ~1340</w:t>
+        <w:t>Word count: abstract 238; main text ~2380</w:t>
       </w:r>
     </w:p>
     <w:p>

--- a/meta_district_injury_atlas_india/submission_ijmr/00_title_page_IJMR.docx
+++ b/meta_district_injury_atlas_india/submission_ijmr/00_title_page_IJMR.docx
@@ -13,7 +13,7 @@
           <w:i w:val="0"/>
           <w:sz w:val="24"/>
         </w:rPr>
-        <w:t>A Bayesian data-fusion atlas of fatal injury across India's districts, with the first sub-state map of surveillance completeness</w:t>
+        <w:t>Where India's injury deaths go uncounted: a district atlas of fatal injury burden and surveillance completeness</w:t>
       </w:r>
     </w:p>
     <w:p>
